--- a/DOCR_MARL_Figure_1_to_58_Experimental_Guide.docx
+++ b/DOCR_MARL_Figure_1_to_58_Experimental_Guide.docx
@@ -297,7 +297,7 @@
           <w:color w:val="000080"/>
           <w:sz w:val="22"/>
         </w:rPr>
-        <w:t>Figure 4: IEEE 30-Bus Test System with DOCR Placement</w:t>
+        <w:t>Figure 4: IEEE 14-Bus Test System with DOCR Placement</w:t>
       </w:r>
     </w:p>
     <w:p>
@@ -306,13 +306,12 @@
           <w:b/>
           <w:sz w:val="20"/>
         </w:rPr>
-        <w:t xml:space="preserve">Data Required: </w:t>
+        <w:t>Data Required: Same as Fig 3 but for 14-bus meshed system: 33 lines, tie switches, distributed PV bus assignments.</w:t>
       </w:r>
       <w:r>
         <w:rPr>
           <w:sz w:val="20"/>
         </w:rPr>
-        <w:t>Same as Fig 3 but for 30-bus meshed system: 41 lines, tie switches, distributed PV bus assignments.</w:t>
       </w:r>
     </w:p>
     <w:p>
@@ -321,14 +320,13 @@
           <w:b/>
           <w:sz w:val="20"/>
         </w:rPr>
-        <w:t xml:space="preserve">How to Obtain from Experiments: </w:t>
+        <w:t>How to Obtain from Experiments: Load IEEE 14-bus .dss model. Extract line list and bus coordinates. Use networkx spring layout or geographic coordinates if available. Annotate DOCR pairs from protection_matrix_14bus.csv. Meshed topology requires manual routing for clarity.</w:t>
       </w:r>
       <w:r>
         <w:rPr>
           <w:i/>
           <w:sz w:val="20"/>
         </w:rPr>
-        <w:t>Load IEEE 30-bus .dss model. Extract line list and bus coordinates. Use networkx spring layout or geographic coordinates if available. Annotate DOCR pairs from protection_matrix_30bus.csv. Meshed topology requires manual routing for clarity.</w:t>
       </w:r>
     </w:p>
     <w:p/>
@@ -507,7 +505,7 @@
           <w:color w:val="000080"/>
           <w:sz w:val="22"/>
         </w:rPr>
-        <w:t>Figure 44: Fault Current Contribution Pie Chart (100% PV)</w:t>
+        <w:t>Figure 44: Fault Current Contribution Pie Chart (60% PV)</w:t>
       </w:r>
     </w:p>
     <w:p>
@@ -531,14 +529,13 @@
           <w:b/>
           <w:sz w:val="20"/>
         </w:rPr>
-        <w:t xml:space="preserve">How to Obtain from Experiments: </w:t>
+        <w:t>How to Obtain from Experiments: Run 3-phase fault at each bus in OpenDSS with 60% PV. Record I_fault from each source: I_utility (substation), I_pv (sum of all inverters), I_load (motor contribution). Sum |I| across all fault locations. Normalize to percentages. Use OpenDSS 'FaultStudy' or custom fault loop in env/fault_simulator.py.</w:t>
       </w:r>
       <w:r>
         <w:rPr>
           <w:i/>
           <w:sz w:val="20"/>
         </w:rPr>
-        <w:t>Run 3-phase fault at each bus in OpenDSS with 100% PV. Record I_fault from each source: I_utility (substation), I_pv (sum of all inverters), I_load (motor contribution). Sum |I| across all fault locations. Normalize to percentages. Use OpenDSS 'FaultStudy' or custom fault loop in env/fault_simulator.py.</w:t>
       </w:r>
     </w:p>
     <w:p/>
@@ -1073,14 +1070,13 @@
           <w:b/>
           <w:sz w:val="20"/>
         </w:rPr>
-        <w:t xml:space="preserve">How to Obtain from Experiments: </w:t>
+        <w:t>How to Obtain from Experiments: Run curriculum training with 4 tasks (0%, 20%, 40%, 60% PV). Log per-episode: mean_reward, ctis_violated, ewc_loss, task_id. At each task switch (episode boundaries), compute backward transfer: perf on previous task after new task training. Use curriculum_trainer.py with task_schedule config. Plot with 100-episode smoothing.</w:t>
       </w:r>
       <w:r>
         <w:rPr>
           <w:i/>
           <w:sz w:val="20"/>
         </w:rPr>
-        <w:t>Run curriculum training with 5 tasks (0%, 25%, 50%, 75%, 100% PV). Log per-episode: mean_reward, ctis_violated, ewc_loss, task_id. At each task switch (episode boundaries), compute backward transfer: perf on previous task after new task training. Use curriculum_trainer.py with task_schedule config. Plot with 100-episode smoothing.</w:t>
       </w:r>
     </w:p>
     <w:p/>
@@ -1091,7 +1087,7 @@
           <w:color w:val="000080"/>
           <w:sz w:val="22"/>
         </w:rPr>
-        <w:t>Figure 8: Learned GNN Attention Weights (8-Bus System, 100% PV)</w:t>
+        <w:t>Figure 8: Learned GNN Attention Weights (8-Bus System, 60% PV)</w:t>
       </w:r>
     </w:p>
     <w:p>
@@ -1115,14 +1111,13 @@
           <w:b/>
           <w:sz w:val="20"/>
         </w:rPr>
-        <w:t xml:space="preserve">How to Obtain from Experiments: </w:t>
+        <w:t>How to Obtain from Experiments: During inference on 60% PV scenario, extract attention weights from comm/gnn_layer.py after each forward pass. Average over 100 fault scenarios. Compute attention matrix A = mean(α_ij). Also compute electrical distance d_ij = sum(line impedances along shortest path). Plot heatmap of A and scatter A_ij vs. 1/d_ij. Code: experiments/extract_attention.py.</w:t>
       </w:r>
       <w:r>
         <w:rPr>
           <w:i/>
           <w:sz w:val="20"/>
         </w:rPr>
-        <w:t>During inference on 100% PV scenario, extract attention weights from comm/gnn_layer.py after each forward pass. Average over 100 fault scenarios. Compute attention matrix A = mean(α_ij). Also compute electrical distance d_ij = sum(line impedances along shortest path). Plot heatmap of A and scatter A_ij vs. 1/d_ij. Code: experiments/extract_attention.py.</w:t>
       </w:r>
     </w:p>
     <w:p/>
@@ -1133,7 +1128,7 @@
           <w:color w:val="000080"/>
           <w:sz w:val="22"/>
         </w:rPr>
-        <w:t>Figure 9: CTI Violation Dynamics During Training (8-Bus, 100% PV)</w:t>
+        <w:t>Figure 9: CTI Violation Dynamics During Training (8-Bus, 60% PV)</w:t>
       </w:r>
     </w:p>
     <w:p>
@@ -1157,14 +1152,13 @@
           <w:b/>
           <w:sz w:val="20"/>
         </w:rPr>
-        <w:t xml:space="preserve">How to Obtain from Experiments: </w:t>
+        <w:t>How to Obtain from Experiments: Run MAPPO-Safe on 60% PV task (single task, no curriculum). Log per episode: num_cti_violations / total_pairs, mean(lambda), num_projections / total_steps, cum_violations. Also log unconstrained MAPPO for comparison. Use 5000 episodes. Plot with 100-episode moving average. Code: experiments/single_task_training.py.</w:t>
       </w:r>
       <w:r>
         <w:rPr>
           <w:i/>
           <w:sz w:val="20"/>
         </w:rPr>
-        <w:t>Run MAPPO-Safe on 100% PV task (single task, no curriculum). Log per episode: num_cti_violations / total_pairs, mean(lambda), num_projections / total_steps, cum_violations. Also log unconstrained MAPPO for comparison. Use 5000 episodes. Plot with 100-episode moving average. Code: experiments/single_task_training.py.</w:t>
       </w:r>
     </w:p>
     <w:p/>
@@ -1217,7 +1211,7 @@
           <w:color w:val="000080"/>
           <w:sz w:val="22"/>
         </w:rPr>
-        <w:t>Figure 12: Convergence Curves with 95% Confidence Bands (8-Bus, 100% PV)</w:t>
+        <w:t>Figure 12: Convergence Curves with 95% Confidence Bands (8-Bus, 60% PV)</w:t>
       </w:r>
     </w:p>
     <w:p>
@@ -1283,14 +1277,13 @@
           <w:b/>
           <w:sz w:val="20"/>
         </w:rPr>
-        <w:t xml:space="preserve">How to Obtain from Experiments: </w:t>
+        <w:t>How to Obtain from Experiments: Run two ablation experiments: (a) MAPPO-Safe-EWC (full), (b) MAPPO-Safe-NoEWC (λ_EWC = 0). Both with curriculum 0%→60% PV. After each task transition, evaluate on ALL previous tasks (not just current). Log mean reward per task. Compute: backward_transfer = (perf_task_k_after_task_{k+1} - perf_task_k_at_end) / perf_task_k_at_end × 100%. Run 10 seeds each. Code: experiments/ewc_ablation.py.</w:t>
       </w:r>
       <w:r>
         <w:rPr>
           <w:i/>
           <w:sz w:val="20"/>
         </w:rPr>
-        <w:t>Run two ablation experiments: (a) MAPPO-Safe-EWC (full), (b) MAPPO-Safe-NoEWC (λ_EWC = 0). Both with curriculum 0%→100% PV. After each task transition, evaluate on ALL previous tasks (not just current). Log mean reward per task. Compute: backward_transfer = (perf_task_k_after_task_{k+1} - perf_task_k_at_end) / perf_task_k_at_end × 100%. Run 10 seeds each. Code: experiments/ewc_ablation.py.</w:t>
       </w:r>
     </w:p>
     <w:p/>
@@ -1301,7 +1294,7 @@
           <w:color w:val="000080"/>
           <w:sz w:val="22"/>
         </w:rPr>
-        <w:t>Figure 21: Action Projection Efficacy During Training (MAPPO-Safe, 8-Bus, 100% PV)</w:t>
+        <w:t>Figure 21: Action Projection Efficacy During Training (MAPPO-Safe, 8-Bus, 60% PV)</w:t>
       </w:r>
     </w:p>
     <w:p>
@@ -1352,13 +1345,12 @@
           <w:b/>
           <w:sz w:val="20"/>
         </w:rPr>
-        <w:t xml:space="preserve">Data Required: </w:t>
+        <w:t>Data Required: Separate return curves for each of the 7 agents (8-bus) or 20 agents (14-bus). Heterogeneous learning speeds.</w:t>
       </w:r>
       <w:r>
         <w:rPr>
           <w:sz w:val="20"/>
         </w:rPr>
-        <w:t>Separate return curves for each of the 7 agents (8-bus) or 14 agents (30-bus). Heterogeneous learning speeds.</w:t>
       </w:r>
     </w:p>
     <w:p>
@@ -1455,13 +1447,12 @@
           <w:b/>
           <w:sz w:val="20"/>
         </w:rPr>
-        <w:t xml:space="preserve">Data Required: </w:t>
+        <w:t>Data Required: Objective value (sum of weighted operating times) at 0%, 20%, 40%, 60% PV for all algorithms.</w:t>
       </w:r>
       <w:r>
         <w:rPr>
           <w:sz w:val="20"/>
         </w:rPr>
-        <w:t>Objective value (sum of weighted operating times) at 0%, 25%, 50%, 75%, 100% PV for all algorithms.</w:t>
       </w:r>
     </w:p>
     <w:p>
@@ -1470,14 +1461,13 @@
           <w:b/>
           <w:sz w:val="20"/>
         </w:rPr>
-        <w:t xml:space="preserve">How to Obtain from Experiments: </w:t>
+        <w:t>How to Obtain from Experiments: Run all algorithms on each PV level with 50 seeds: MAPPO-Safe-EWC, MAPPO-Safe, MAPPO, IPPO, QMIX, IQL, Traditional Fixed. After training, evaluate on 1000 test episodes per level. Compute objective = sum_i w_i × t_op_i. Aggregate mean ± std. Normalize to 0% PV baseline = 100%. Code: experiments/pv_sweep_evaluation.py. Total runs: 7 methods × 4 levels × 50 seeds = 1400 training runs. Use curriculum for EWC variants; single-task for others at each level.</w:t>
       </w:r>
       <w:r>
         <w:rPr>
           <w:i/>
           <w:sz w:val="20"/>
         </w:rPr>
-        <w:t>Run all algorithms on each PV level with 50 seeds: MAPPO-Safe-EWC, MAPPO-Safe, MAPPO, IPPO, QMIX, IQL, Traditional Fixed. After training, evaluate on 1000 test episodes per level. Compute objective = sum_i w_i × t_op_i. Aggregate mean ± std. Normalize to 0% PV baseline = 100%. Code: experiments/pv_sweep_evaluation.py. Total runs: 7 methods × 5 levels × 50 seeds = 1750 training runs. Use curriculum for EWC variants; single-task for others at each level.</w:t>
       </w:r>
     </w:p>
     <w:p/>
@@ -1572,7 +1562,7 @@
           <w:color w:val="000080"/>
           <w:sz w:val="22"/>
         </w:rPr>
-        <w:t>Figure 44: Fault Current Contribution Pie Chart (100% PV)</w:t>
+        <w:t>Figure 44: Fault Current Contribution Pie Chart (60% PV)</w:t>
       </w:r>
     </w:p>
     <w:p>
@@ -1885,7 +1875,7 @@
           <w:color w:val="000080"/>
           <w:sz w:val="22"/>
         </w:rPr>
-        <w:t>Figure 33: Multi-Dimensional Method Comparison (8-Bus, 100% PV)</w:t>
+        <w:t>Figure 33: Multi-Dimensional Method Comparison (8-Bus, 60% PV)</w:t>
       </w:r>
     </w:p>
     <w:p>
@@ -1909,14 +1899,13 @@
           <w:b/>
           <w:sz w:val="20"/>
         </w:rPr>
-        <w:t xml:space="preserve">How to Obtain from Experiments: </w:t>
+        <w:t>How to Obtain from Experiments: For each algorithm, compute 8 metrics at 60% PV (8-bus). Normalize each metric to [0,1] across algorithms. Plot radar chart with 8 axes. Polygon area = overall performance. Data sources: objective/CTI from Fig 5-6; convergence from Fig 12; robustness from Fig 13; N-1 from Fig 14; latency from Fig 18; memory from training logs. Code: utils/radar_chart.py.</w:t>
       </w:r>
       <w:r>
         <w:rPr>
           <w:i/>
           <w:sz w:val="20"/>
         </w:rPr>
-        <w:t>For each algorithm, compute 8 metrics at 100% PV (8-bus). Normalize each metric to [0,1] across algorithms. Plot radar chart with 8 axes. Polygon area = overall performance. Data sources: objective/CTI from Fig 5-6; convergence from Fig 12; robustness from Fig 13; N-1 from Fig 14; latency from Fig 18; memory from training logs. Code: utils/radar_chart.py.</w:t>
       </w:r>
     </w:p>
     <w:p/>
@@ -2072,7 +2061,7 @@
           <w:color w:val="000080"/>
           <w:sz w:val="22"/>
         </w:rPr>
-        <w:t>Figure 13: Performance Degradation (%) under Communication Stress (MAPPO-Safe-EWC, 8-Bus, 100% PV)</w:t>
+        <w:t>Figure 13: Performance Degradation (%) under Communication Stress (MAPPO-Safe-EWC, 8-Bus, 60% PV)</w:t>
       </w:r>
     </w:p>
     <w:p>
@@ -2114,7 +2103,7 @@
           <w:color w:val="000080"/>
           <w:sz w:val="22"/>
         </w:rPr>
-        <w:t>Figure 14: N-1 Contingency Impact and Recovery (30-Bus, MAPPO-Safe-EWC)</w:t>
+        <w:t>Figure 14: N-1 Contingency Impact and Recovery (14-Bus, MAPPO-Safe-EWC)</w:t>
       </w:r>
     </w:p>
     <w:p>
@@ -2138,14 +2127,13 @@
           <w:b/>
           <w:sz w:val="20"/>
         </w:rPr>
-        <w:t xml:space="preserve">How to Obtain from Experiments: </w:t>
+        <w:t>How to Obtain from Experiments: For each of 33 lines in 14-bus: (a) remove line (N-1), (b) run fault study with topology change, (c) evaluate with pre-trained policy (no adaptation), (d) evaluate with 50-episode online fine-tuning. Log: objective_drop (%), recovery_episodes, final_objective. Plot: bar chart of drop per line, recovery time series for worst 5 lines. Code: experiments/n1_contingency.py. Requires 15 × 2 evaluation runs.</w:t>
       </w:r>
       <w:r>
         <w:rPr>
           <w:i/>
           <w:sz w:val="20"/>
         </w:rPr>
-        <w:t>For each of 41 lines in 30-bus: (a) remove line (N-1), (b) run fault study with topology change, (c) evaluate with pre-trained policy (no adaptation), (d) evaluate with 50-episode online fine-tuning. Log: objective_drop (%), recovery_episodes, final_objective. Plot: bar chart of drop per line, recovery time series for worst 5 lines. Code: experiments/n1_contingency.py. Requires 41 × 2 evaluation runs.</w:t>
       </w:r>
     </w:p>
     <w:p/>
@@ -2198,7 +2186,7 @@
           <w:color w:val="000080"/>
           <w:sz w:val="22"/>
         </w:rPr>
-        <w:t>Figure 22: Bandwidth vs. Performance Trade-off (8-Bus, 100% PV)</w:t>
+        <w:t>Figure 22: Bandwidth vs. Performance Trade-off (8-Bus, 60% PV)</w:t>
       </w:r>
     </w:p>
     <w:p>
@@ -2240,7 +2228,7 @@
           <w:color w:val="000080"/>
           <w:sz w:val="22"/>
         </w:rPr>
-        <w:t>Figure 24: Sensor Robustness — Performance Under Measurement Degradation (MAPPO-Safe-EWC, 8-Bus, 100% PV)</w:t>
+        <w:t>Figure 24: Sensor Robustness — Performance Under Measurement Degradation (MAPPO-Safe-EWC, 8-Bus, 60% PV)</w:t>
       </w:r>
     </w:p>
     <w:p>
@@ -2306,14 +2294,13 @@
           <w:b/>
           <w:sz w:val="20"/>
         </w:rPr>
-        <w:t xml:space="preserve">How to Obtain from Experiments: </w:t>
+        <w:t>How to Obtain from Experiments: Same as Section 4 description. Run fault study with 60% PV. For each fault, compare I_primary and I_backup. Identify cases where I_backup &gt; I_primary (reverse flow). Test both traditional and MARL settings. Log trip outcomes. Code: experiments/sympathetic_trip_analysis.py.</w:t>
       </w:r>
       <w:r>
         <w:rPr>
           <w:i/>
           <w:sz w:val="20"/>
         </w:rPr>
-        <w:t>Same as Section 4 description. Run fault study with 100% PV. For each fault, compare I_primary and I_backup. Identify cases where I_backup &gt; I_primary (reverse flow). Test both traditional and MARL settings. Log trip outcomes. Code: experiments/sympathetic_trip_analysis.py.</w:t>
       </w:r>
     </w:p>
     <w:p/>
@@ -2427,7 +2414,7 @@
           <w:color w:val="000080"/>
           <w:sz w:val="22"/>
         </w:rPr>
-        <w:t>Figure 23: Generalization to Unseen Fault Types (8-Bus, 100% PV, MAPPO-Safe-EWC)</w:t>
+        <w:t>Figure 23: Generalization to Unseen Fault Types (8-Bus, 60% PV, MAPPO-Safe-EWC)</w:t>
       </w:r>
     </w:p>
     <w:p>
@@ -2469,7 +2456,7 @@
           <w:color w:val="000080"/>
           <w:sz w:val="22"/>
         </w:rPr>
-        <w:t>Figure 25: Zero-Shot Transfer — 8-Bus → 30-Bus (100% PV)</w:t>
+        <w:t>Figure 25: Zero-Shot Transfer — 8-Bus → 14-Bus (60% PV)</w:t>
       </w:r>
     </w:p>
     <w:p>
@@ -2478,13 +2465,12 @@
           <w:b/>
           <w:sz w:val="20"/>
         </w:rPr>
-        <w:t xml:space="preserve">Data Required: </w:t>
+        <w:t>Data Required: Performance of 8-bus policy on 14-bus without fine-tuning. Fine-tuning efficiency comparison.</w:t>
       </w:r>
       <w:r>
         <w:rPr>
           <w:sz w:val="20"/>
         </w:rPr>
-        <w:t>Performance of 8-bus policy on 30-bus without fine-tuning. Fine-tuning efficiency comparison.</w:t>
       </w:r>
     </w:p>
     <w:p>
@@ -2493,14 +2479,13 @@
           <w:b/>
           <w:sz w:val="20"/>
         </w:rPr>
-        <w:t xml:space="preserve">How to Obtain from Experiments: </w:t>
+        <w:t>How to Obtain from Experiments: Take policy trained on 8-bus (60% PV). Directly evaluate on 14-bus (60% PV) without any weight updates → zero-shot performance. Then fine-tune on 14-bus for 500 episodes. Compare with training from scratch on 14-bus. Log: zero-shot objective, fine-tuning curve, scratch curve. Compute transfer efficiency = (episodes_to_convergence_scratch - episodes_to_convergence_finetune) / episodes_to_convergence_scratch. Code: experiments/zero_shot_transfer.py.</w:t>
       </w:r>
       <w:r>
         <w:rPr>
           <w:i/>
           <w:sz w:val="20"/>
         </w:rPr>
-        <w:t>Take policy trained on 8-bus (100% PV). Directly evaluate on 30-bus (100% PV) without any weight updates → zero-shot performance. Then fine-tune on 30-bus for 500 episodes. Compare with training from scratch on 30-bus. Log: zero-shot objective, fine-tuning curve, scratch curve. Compute transfer efficiency = (episodes_to_convergence_scratch - episodes_to_convergence_finetune) / episodes_to_convergence_scratch. Code: experiments/zero_shot_transfer.py.</w:t>
       </w:r>
     </w:p>
     <w:p/>
@@ -3054,14 +3039,13 @@
           <w:b/>
           <w:sz w:val="20"/>
         </w:rPr>
-        <w:t xml:space="preserve">How to Obtain from Experiments: </w:t>
+        <w:t>How to Obtain from Experiments: Run 5 ablation configurations: (1) MAPPO only, (2) MAPPO + GNN, (3) MAPPO + GNN + Safety, (4) MAPPO + GNN + Safety + EWC, (5) full MAPPO-Safe-EWC + Curriculum. Each with 10 seeds on 8-bus 60% PV. Train for 5000 episodes. Evaluate final objective and CTI violations. Compute marginal gain = perf(config_k) - perf(config_{k-1}). Plot stacked bar or waterfall chart. Code: experiments/ablation_study.py. Total: 5 configs × 10 seeds = 50 runs.</w:t>
       </w:r>
       <w:r>
         <w:rPr>
           <w:i/>
           <w:sz w:val="20"/>
         </w:rPr>
-        <w:t>Run 5 ablation configurations: (1) MAPPO only, (2) MAPPO + GNN, (3) MAPPO + GNN + Safety, (4) MAPPO + GNN + Safety + EWC, (5) full MAPPO-Safe-EWC + Curriculum. Each with 10 seeds on 8-bus 100% PV. Train for 5000 episodes. Evaluate final objective and CTI violations. Compute marginal gain = perf(config_k) - perf(config_{k-1}). Plot stacked bar or waterfall chart. Code: experiments/ablation_study.py. Total: 5 configs × 10 seeds = 50 runs.</w:t>
       </w:r>
     </w:p>
     <w:p/>
@@ -3096,14 +3080,13 @@
           <w:b/>
           <w:sz w:val="20"/>
         </w:rPr>
-        <w:t xml:space="preserve">How to Obtain from Experiments: </w:t>
+        <w:t>How to Obtain from Experiments: Grid search over: λ_EWC ∈ [1e2, 1e3, 1e4, 1e5, 1e6], α_λ ∈ [1e-5, 1e-4, 1e-3, 1e-2], d_h ∈ [16, 32, 64, 128]. For each combination, run 3 seeds on 8-bus 60% PV (single task, no curriculum for speed). Log final objective and CTI violations. Plot 3D heatmap or faceted 2D heatmaps. Identify robust region (low sensitivity). Code: experiments/hyperparameter_grid.py. Total: 5×4×4×3 = 240 runs. Use reduced episodes (2000) for speed.</w:t>
       </w:r>
       <w:r>
         <w:rPr>
           <w:i/>
           <w:sz w:val="20"/>
         </w:rPr>
-        <w:t>Grid search over: λ_EWC ∈ [1e2, 1e3, 1e4, 1e5, 1e6], α_λ ∈ [1e-5, 1e-4, 1e-3, 1e-2], d_h ∈ [16, 32, 64, 128]. For each combination, run 3 seeds on 8-bus 100% PV (single task, no curriculum for speed). Log final objective and CTI violations. Plot 3D heatmap or faceted 2D heatmaps. Identify robust region (low sensitivity). Code: experiments/hyperparameter_grid.py. Total: 5×4×4×3 = 240 runs. Use reduced episodes (2000) for speed.</w:t>
       </w:r>
     </w:p>
     <w:p/>
@@ -4043,7 +4026,7 @@
               <w:rPr>
                 <w:sz w:val="18"/>
               </w:rPr>
-              <w:t>1750 runs</w:t>
+              <w:t>1400 runs</w:t>
             </w:r>
           </w:p>
         </w:tc>
@@ -4763,7 +4746,7 @@
               <w:rPr>
                 <w:sz w:val="18"/>
               </w:rPr>
-              <w:t>41×2 evals</w:t>
+              <w:t>15×2 evals</w:t>
             </w:r>
           </w:p>
         </w:tc>
